--- a/1부11화_Una_carta_di_anni_fa.docx
+++ b/1부11화_Una_carta_di_anni_fa.docx
@@ -547,7 +547,7 @@
           <w:color w:val="808080"/>
           <w:sz w:val="36"/>
         </w:rPr>
-        <w:t>서류에 따라 다르지. 좀 보여줄래요.</w:t>
+        <w:t>서류에 따라 달라요. 좀 보여줄래요?</w:t>
       </w:r>
     </w:p>
     <w:p>
@@ -790,7 +790,7 @@
           <w:color w:val="1A1A1A"/>
           <w:sz w:val="44"/>
         </w:rPr>
-        <w:t xml:space="preserve">   Anch'io ricordo quell'estate, faceva un caldo assurdo.</w:t>
+        <w:t xml:space="preserve">   Io ricordo bene quell'estate, faceva un caldo assurdo.</w:t>
       </w:r>
     </w:p>
     <w:p>
@@ -800,7 +800,7 @@
           <w:color w:val="808080"/>
           <w:sz w:val="36"/>
         </w:rPr>
-        <w:t>나도 그해 여름 기억나, 미친 듯이 더웠지.</w:t>
+        <w:t>난 그해 여름 잘 기억나, 미친 듯이 더웠지.</w:t>
       </w:r>
     </w:p>
     <w:p>
@@ -830,7 +830,7 @@
           <w:color w:val="808080"/>
           <w:sz w:val="36"/>
         </w:rPr>
-        <w:t>여름 말고 서류에 집중하자, 로사.</w:t>
+        <w:t>여름 말고 서류에 집중해요, 로사.</w:t>
       </w:r>
     </w:p>
     <w:p>
@@ -980,7 +980,7 @@
           <w:color w:val="808080"/>
           <w:sz w:val="36"/>
         </w:rPr>
-        <w:t>맞아. 통지가 잘못되면 퇴거 자체가 하자가 있어.</w:t>
+        <w:t>맞아. 통지가 잘못되면 퇴거 자체에 하자가 있어.</w:t>
       </w:r>
     </w:p>
     <w:p>
@@ -1220,7 +1220,7 @@
           <w:color w:val="808080"/>
           <w:sz w:val="36"/>
         </w:rPr>
-        <w:t>그럼, 새 서류에는 성이 일치해야 하니까.</w:t>
+        <w:t>그럼요, 새 서류에는 성이 일치해야 하니까요.</w:t>
       </w:r>
     </w:p>
     <w:p>
@@ -1300,7 +1300,7 @@
           <w:color w:val="1A1A1A"/>
           <w:sz w:val="44"/>
         </w:rPr>
-        <w:t xml:space="preserve">   Nella scienza, ogni errore piccolo conta, Sofia.</w:t>
+        <w:t xml:space="preserve">   Nella scienza, ogni piccolo errore conta, Sofia.</w:t>
       </w:r>
     </w:p>
     <w:p>
@@ -1510,7 +1510,7 @@
           <w:color w:val="1A1A1A"/>
           <w:sz w:val="44"/>
         </w:rPr>
-        <w:t xml:space="preserve">   Ah, tipo quando il registratore sbaglia il nome.</w:t>
+        <w:t xml:space="preserve">   Ah, tipo quando il cassiere sbaglia il nome.</w:t>
       </w:r>
     </w:p>
     <w:p>
@@ -1720,7 +1720,7 @@
           <w:color w:val="1A1A1A"/>
           <w:sz w:val="44"/>
         </w:rPr>
-        <w:t xml:space="preserve">   Il timbro dice martedì trentuno, ma trentuno cadeva mercoledì.</w:t>
+        <w:t xml:space="preserve">   Il timbro dice martedì trentuno, ma il trentuno era mercoledì.</w:t>
       </w:r>
     </w:p>
     <w:p>
@@ -1953,7 +1953,7 @@
           <w:color w:val="808080"/>
           <w:sz w:val="36"/>
         </w:rPr>
-        <w:t>광고는 싫어요, 교수님. 파티마를 위한 정의만 원해요.</w:t>
+        <w:t>남들 앞에 알려지는 건 싫어요, 교수님. 파티마를 위한 정의만 원해요.</w:t>
       </w:r>
     </w:p>
     <w:p>
@@ -2183,7 +2183,7 @@
           <w:color w:val="1A1A1A"/>
           <w:sz w:val="44"/>
         </w:rPr>
-        <w:t xml:space="preserve">   All'ufficio anagrafe, insieme alla richiesta di correzione.</w:t>
+        <w:t xml:space="preserve">   Al tribunale, insieme alla richiesta di rettifica.</w:t>
       </w:r>
     </w:p>
     <w:p>
@@ -2193,7 +2193,7 @@
           <w:color w:val="808080"/>
           <w:sz w:val="36"/>
         </w:rPr>
-        <w:t>신청서와 함께 호적 사무소로 보내.</w:t>
+        <w:t>정정 신청서와 함께 법원으로 보내.</w:t>
       </w:r>
     </w:p>
     <w:p>
@@ -2916,7 +2916,7 @@
           <w:color w:val="1A1A1A"/>
           <w:sz w:val="44"/>
         </w:rPr>
-        <w:t xml:space="preserve">   Cosa intendi, esattamente?</w:t>
+        <w:t xml:space="preserve">   Cosa intende, esattamente?</w:t>
       </w:r>
     </w:p>
     <w:p>
@@ -3186,7 +3186,7 @@
           <w:color w:val="1A1A1A"/>
           <w:sz w:val="44"/>
         </w:rPr>
-        <w:t xml:space="preserve">   Riuscite a leggerlo, professore?</w:t>
+        <w:t xml:space="preserve">   Riesce a leggerlo, professore?</w:t>
       </w:r>
     </w:p>
     <w:p>
@@ -3366,7 +3366,7 @@
           <w:color w:val="1A1A1A"/>
           <w:sz w:val="44"/>
         </w:rPr>
-        <w:t xml:space="preserve">   Ha ragione, Professor Galileo. Meglio non affrettare conclusioni.</w:t>
+        <w:t xml:space="preserve">   Ha ragione, Professor Galileo. Meglio non trarre conclusioni affrettate.</w:t>
       </w:r>
     </w:p>
     <w:p>
@@ -3469,7 +3469,7 @@
           <w:color w:val="1A1A1A"/>
           <w:sz w:val="44"/>
         </w:rPr>
-        <w:t xml:space="preserve">   Marco, sei un po' strano da un minuto.</w:t>
+        <w:t xml:space="preserve">   Marco, lei è un po' strano da qualche minuto.</w:t>
       </w:r>
     </w:p>
     <w:p>
@@ -3479,7 +3479,7 @@
           <w:color w:val="808080"/>
           <w:sz w:val="36"/>
         </w:rPr>
-        <w:t>마르코, 방금부터 좀 이상해요.</w:t>
+        <w:t>마르코, 몇 분 전부터 좀 이상해요.</w:t>
       </w:r>
     </w:p>
     <w:p>
@@ -3679,7 +3679,7 @@
           <w:color w:val="1A1A1A"/>
           <w:sz w:val="44"/>
         </w:rPr>
-        <w:t xml:space="preserve">   A venerdì, Karim! Buonanotte a te e Fatima.</w:t>
+        <w:t xml:space="preserve">   A venerdì, Karim! Buonanotte a lei e a Fatima.</w:t>
       </w:r>
     </w:p>
     <w:p>
@@ -3869,7 +3869,7 @@
           <w:color w:val="808080"/>
           <w:sz w:val="36"/>
         </w:rPr>
-        <w:t>보, 금요일이 뭔가 이상한 날이 될 것 같아요.</w:t>
+        <w:t>글쎄요, 금요일이 뭔가 이상한 날이 될 것 같아요.</w:t>
       </w:r>
     </w:p>
     <w:p>
